--- a/docx_resources/Вечірня-Утреня/В,У - Мінея/02-Лютий/08-__-Теодора_Стратилата.docx
+++ b/docx_resources/Вечірня-Утреня/В,У - Мінея/02-Лютий/08-__-Теодора_Стратилата.docx
@@ -57,7 +57,7 @@
       </w:r>
       <w:r>
         <w:rPr>
-          <w:rFonts w:ascii="Segoe UI Symbol" w:eastAsia="Quattrocento Sans" w:hAnsi="Segoe UI Symbol" w:cs="Segoe UI Symbol"/>
+          <w:rFonts w:ascii="Times New Roman" w:eastAsia="Quattrocento Sans" w:hAnsi="Times New Roman" w:cs="Segoe UI Symbol"/>
           <w:color w:val="000000"/>
           <w:sz w:val="24"/>
           <w:szCs w:val="24"/>
@@ -88,6 +88,7 @@
         <w:rPr>
           <w:rFonts w:ascii="Times New Roman" w:hAnsi="Times New Roman" w:cs="Times New Roman"/>
           <w:b/>
+          <w:sz w:val="24"/>
         </w:rPr>
         <w:t>ВЕЧІРНЯ</w:t>
       </w:r>
@@ -9401,6 +9402,7 @@
           <w:b/>
           <w:i/>
           <w:color w:val="FF0000"/>
+          <w:sz w:val="24"/>
         </w:rPr>
         <w:t>Вечірні молитви</w:t>
       </w:r>
@@ -18312,6 +18314,7 @@
           <w:b/>
           <w:i/>
           <w:color w:val="FF0000"/>
+          <w:sz w:val="24"/>
         </w:rPr>
         <w:lastRenderedPageBreak/>
         <w:t>Стихири</w:t>
@@ -20842,6 +20845,7 @@
           <w:b/>
           <w:i/>
           <w:color w:val="FF0000"/>
+          <w:sz w:val="24"/>
         </w:rPr>
         <w:t>Прокімен</w:t>
       </w:r>
@@ -20959,6 +20963,7 @@
           <w:b/>
           <w:i/>
           <w:color w:val="FF0000"/>
+          <w:sz w:val="24"/>
         </w:rPr>
         <w:t>Сподоби, Господи</w:t>
       </w:r>
@@ -22204,6 +22209,7 @@
           <w:b/>
           <w:i/>
           <w:color w:val="FF0000"/>
+          <w:sz w:val="24"/>
         </w:rPr>
         <w:t>Прохальна єктенія</w:t>
       </w:r>
@@ -25356,6 +25362,7 @@
           <w:b/>
           <w:i/>
           <w:color w:val="FF0000"/>
+          <w:sz w:val="24"/>
         </w:rPr>
         <w:t>Пісня Симеона</w:t>
       </w:r>
@@ -27843,6 +27850,7 @@
           <w:b/>
           <w:i/>
           <w:color w:val="FF0000"/>
+          <w:sz w:val="24"/>
         </w:rPr>
         <w:lastRenderedPageBreak/>
         <w:t>Тропарі</w:t>
@@ -28065,6 +28073,7 @@
           <w:b/>
           <w:i/>
           <w:color w:val="FF0000"/>
+          <w:sz w:val="24"/>
         </w:rPr>
         <w:t>Єктенія усильного благання</w:t>
       </w:r>
@@ -30532,6 +30541,7 @@
           <w:b/>
           <w:i/>
           <w:color w:val="FF0000"/>
+          <w:sz w:val="24"/>
         </w:rPr>
         <w:t>Після Вечірні</w:t>
       </w:r>
@@ -30589,6 +30599,7 @@
       <w:r>
         <w:rPr>
           <w:rFonts w:ascii="Times New Roman" w:hAnsi="Times New Roman"/>
+          <w:sz w:val="24"/>
         </w:rPr>
         <w:br w:type="page"/>
       </w:r>
@@ -30607,6 +30618,7 @@
         <w:rPr>
           <w:rFonts w:ascii="Times New Roman" w:hAnsi="Times New Roman" w:cs="Times New Roman"/>
           <w:b/>
+          <w:sz w:val="24"/>
         </w:rPr>
         <w:lastRenderedPageBreak/>
         <w:t>УТРЕНЯ</w:t>
@@ -33207,6 +33219,7 @@
           <w:b/>
           <w:i/>
           <w:color w:val="FF0000"/>
+          <w:sz w:val="24"/>
         </w:rPr>
         <w:t>Утренні молитви</w:t>
       </w:r>
@@ -37829,6 +37842,7 @@
           <w:b/>
           <w:i/>
           <w:color w:val="FF0000"/>
+          <w:sz w:val="24"/>
         </w:rPr>
         <w:t>Бог Господь...</w:t>
       </w:r>
@@ -37837,6 +37851,7 @@
           <w:rFonts w:ascii="Times New Roman" w:eastAsia="Times New Roman" w:hAnsi="Times New Roman" w:cs="Times New Roman"/>
           <w:i/>
           <w:color w:val="FF0000"/>
+          <w:sz w:val="24"/>
         </w:rPr>
         <w:t xml:space="preserve"> (Пс. 117), глас 1</w:t>
       </w:r>
@@ -38060,6 +38075,7 @@
           <w:b/>
           <w:i/>
           <w:color w:val="FF0000"/>
+          <w:sz w:val="24"/>
         </w:rPr>
         <w:t>Тропарі</w:t>
       </w:r>
@@ -38435,6 +38451,7 @@
           <w:b/>
           <w:i/>
           <w:color w:val="FF0000"/>
+          <w:sz w:val="24"/>
         </w:rPr>
         <w:t>Мала єктенія</w:t>
       </w:r>
@@ -39718,6 +39735,7 @@
           <w:b/>
           <w:i/>
           <w:color w:val="FF0000"/>
+          <w:sz w:val="24"/>
         </w:rPr>
         <w:t>Перший сідальний</w:t>
       </w:r>
@@ -39850,6 +39868,7 @@
           <w:b/>
           <w:i/>
           <w:color w:val="FF0000"/>
+          <w:sz w:val="24"/>
         </w:rPr>
         <w:t>Мала єктенія</w:t>
       </w:r>
@@ -41161,6 +41180,7 @@
           <w:b/>
           <w:i/>
           <w:color w:val="FF0000"/>
+          <w:sz w:val="24"/>
         </w:rPr>
         <w:t>Другий сідальний</w:t>
       </w:r>
@@ -41269,6 +41289,7 @@
           <w:b/>
           <w:i/>
           <w:color w:val="FF0000"/>
+          <w:sz w:val="24"/>
         </w:rPr>
         <w:t>Псалом 50</w:t>
       </w:r>
@@ -42242,6 +42263,7 @@
           <w:rFonts w:ascii="Times New Roman" w:eastAsia="Times New Roman" w:hAnsi="Times New Roman" w:cs="Times New Roman"/>
           <w:i/>
           <w:color w:val="FF0000"/>
+          <w:sz w:val="24"/>
         </w:rPr>
         <w:t>Мала єктенія</w:t>
       </w:r>
@@ -44308,6 +44330,7 @@
           <w:rFonts w:ascii="Times New Roman" w:eastAsia="Times New Roman" w:hAnsi="Times New Roman" w:cs="Times New Roman"/>
           <w:i/>
           <w:color w:val="FF0000"/>
+          <w:sz w:val="24"/>
         </w:rPr>
         <w:t>Мала єктенія</w:t>
       </w:r>
@@ -46203,6 +46226,7 @@
           <w:b/>
           <w:i/>
           <w:color w:val="FF0000"/>
+          <w:sz w:val="24"/>
         </w:rPr>
         <w:t>Пісня Богородиці</w:t>
       </w:r>
@@ -46671,6 +46695,7 @@
           <w:b/>
           <w:i/>
           <w:color w:val="FF0000"/>
+          <w:sz w:val="24"/>
         </w:rPr>
         <w:t>Мала єктенія</w:t>
       </w:r>
@@ -47617,6 +47642,7 @@
           <w:b/>
           <w:i/>
           <w:color w:val="FF0000"/>
+          <w:sz w:val="24"/>
         </w:rPr>
         <w:t>Світильний</w:t>
       </w:r>
@@ -48362,6 +48388,7 @@
           <w:b/>
           <w:i/>
           <w:color w:val="FF0000"/>
+          <w:sz w:val="24"/>
         </w:rPr>
         <w:t>Мале славослов'я</w:t>
       </w:r>
@@ -48918,6 +48945,7 @@
           <w:b/>
           <w:i/>
           <w:color w:val="FF0000"/>
+          <w:sz w:val="24"/>
         </w:rPr>
         <w:t>Прохальна єктенія</w:t>
       </w:r>
@@ -54196,6 +54224,7 @@
           <w:b/>
           <w:i/>
           <w:color w:val="FF0000"/>
+          <w:sz w:val="24"/>
         </w:rPr>
         <w:t>Тропарі</w:t>
       </w:r>
@@ -54357,6 +54386,7 @@
           <w:b/>
           <w:i/>
           <w:color w:val="FF0000"/>
+          <w:sz w:val="24"/>
         </w:rPr>
         <w:t>Єктенія усильного блага</w:t>
       </w:r>
@@ -54366,6 +54396,7 @@
           <w:b/>
           <w:i/>
           <w:color w:val="FF0000"/>
+          <w:sz w:val="24"/>
         </w:rPr>
         <w:t>ння</w:t>
       </w:r>
